--- a/docs/Politică de confidențialitate.docx
+++ b/docs/Politică de confidențialitate.docx
@@ -303,7 +303,7 @@
           <w:szCs w:val="24"/>
           <w:rtl w:val="0"/>
         </w:rPr>
-        <w:t xml:space="preserve">info@biseeth.md.</w:t>
+        <w:t xml:space="preserve">info@biseeth.md. Răspundem în maximum 36 de ore lucrătoare.</w:t>
       </w:r>
     </w:p>
     <w:p>
@@ -1064,7 +1064,7 @@
           <w:szCs w:val="24"/>
           <w:rtl w:val="0"/>
         </w:rPr>
-        <w:t xml:space="preserve">Drepturile se exercită prin cerere la info@biseeth.md</w:t>
+        <w:t xml:space="preserve">Drepturile se exercită prin cerere la info@biseeth.md. Răspundem în maximum 36 de ore lucrătoare</w:t>
       </w:r>
       <w:r>
         <w:rPr>

--- a/docs/Politică de confidențialitate.docx
+++ b/docs/Politică de confidențialitate.docx
@@ -1175,7 +1175,7 @@
           <w:szCs w:val="24"/>
           <w:rtl w:val="0"/>
         </w:rPr>
-        <w:t xml:space="preserve">Aplicația poate utiliza cookie-uri și tehnologii similare pentru funcționare, securitate și statistici.</w:t>
+        <w:t xml:space="preserve">Aplicația poate utiliza cookie-uri și tehnologii similare pentru funcționare, securitate și statistici. Datele colectate anonim înainte de înregistrare (de exemplu, sursa vizitei) pot fi asociate contului dvs. după crearea acestuia, în scopul analizei utilizării platformei.</w:t>
       </w:r>
     </w:p>
     <w:p>

--- a/docs/Politică de confidențialitate.docx
+++ b/docs/Politică de confidențialitate.docx
@@ -303,7 +303,7 @@
           <w:szCs w:val="24"/>
           <w:rtl w:val="0"/>
         </w:rPr>
-        <w:t xml:space="preserve">info@biseeth.md. Răspundem în maximum 36 de ore lucrătoare.</w:t>
+        <w:t xml:space="preserve">info@biseeth.md. Răspundem în maximum 36 de ore lucrătoare. Telefon de contact: +373 69 427 567.</w:t>
       </w:r>
     </w:p>
     <w:p>
